--- a/docs/downloads/frederick-george-patterson/doc_0156.docx
+++ b/docs/downloads/frederick-george-patterson/doc_0156.docx
@@ -5,100 +5,22 @@
     <w:p>
       <w:pPr>
         <w:rPr>
-          <w:rFonts w:hint="cs"/>
           <w:rtl/>
         </w:rPr>
       </w:pPr>
-      <w:r>
-        <w:rPr>
-          <w:rtl/>
-        </w:rPr>
-        <w:fldChar w:fldCharType="begin"/>
-      </w:r>
-      <w:r>
-        <w:rPr>
-          <w:rtl/>
-        </w:rPr>
-        <w:instrText xml:space="preserve"> </w:instrText>
-      </w:r>
-      <w:r>
-        <w:rPr>
-          <w:rFonts w:hint="cs"/>
-        </w:rPr>
-        <w:instrText>HYPERLINK</w:instrText>
-      </w:r>
-      <w:r>
-        <w:rPr>
-          <w:rFonts w:hint="cs"/>
-          <w:rtl/>
-        </w:rPr>
-        <w:instrText xml:space="preserve"> "</w:instrText>
-      </w:r>
-      <w:r>
-        <w:rPr>
-          <w:rFonts w:hint="cs"/>
-        </w:rPr>
-        <w:instrText>https://www.soundwords.de/ein-auserwaehltes-gefaess-1-a8941.html</w:instrText>
-      </w:r>
-      <w:r>
-        <w:rPr>
-          <w:rFonts w:hint="cs"/>
-          <w:rtl/>
-        </w:rPr>
-        <w:instrText>"</w:instrText>
-      </w:r>
-      <w:r>
-        <w:rPr>
-          <w:rtl/>
-        </w:rPr>
-        <w:instrText xml:space="preserve"> </w:instrText>
-      </w:r>
-      <w:r>
-        <w:rPr>
-          <w:rtl/>
-        </w:rPr>
-      </w:r>
-      <w:r>
-        <w:rPr>
-          <w:rtl/>
-        </w:rPr>
-        <w:fldChar w:fldCharType="separate"/>
-      </w:r>
-      <w:r>
-        <w:rPr>
-          <w:rStyle w:val="Hyperlink"/>
-          <w:rFonts w:hint="cs"/>
-          <w:rtl/>
-        </w:rPr>
-        <w:t>إناء مختار – 1</w:t>
-      </w:r>
-      <w:r>
-        <w:rPr>
-          <w:rtl/>
-        </w:rPr>
-        <w:fldChar w:fldCharType="end"/>
-      </w:r>
-    </w:p>
-    <w:p>
-      <w:pPr>
-        <w:rPr>
-          <w:rtl/>
-        </w:rPr>
-      </w:pPr>
-      <w:r>
-        <w:rPr>
-          <w:rFonts w:hint="cs"/>
-          <w:rtl/>
-        </w:rPr>
-        <w:t>الإناء في الخزاف، الخزاف في الإناء</w:t>
-      </w:r>
+      <w:hyperlink r:id="rId4" w:history="1">
+        <w:r>
+          <w:rPr>
+            <w:rStyle w:val="Hyperlink"/>
+            <w:rtl/>
+          </w:rPr>
+          <w:t>إناء مختار</w:t>
+        </w:r>
+      </w:hyperlink>
     </w:p>
     <w:p>
       <w:pPr>
         <w:bidi w:val="0"/>
-        <w:rPr>
-          <w:rtl/>
-        </w:rPr>
       </w:pPr>
       <w:r>
         <w:t>Frederick George Patterson</w:t>
@@ -108,68 +30,45 @@
       <w:pPr>
         <w:rPr>
           <w:rtl/>
+          <w:lang w:bidi="ar-SA"/>
         </w:rPr>
       </w:pPr>
       <w:r>
         <w:rPr>
           <w:rFonts w:hint="cs"/>
           <w:rtl/>
-        </w:rPr>
-        <w:t xml:space="preserve">أعداد تمهيدية: </w:t>
-      </w:r>
-      <w:proofErr w:type="spellStart"/>
-      <w:r>
-        <w:rPr>
-          <w:rFonts w:hint="cs"/>
-          <w:rtl/>
-        </w:rPr>
-        <w:t>أرمياء</w:t>
-      </w:r>
-      <w:proofErr w:type="spellEnd"/>
-      <w:r>
-        <w:rPr>
-          <w:rFonts w:hint="cs"/>
-          <w:rtl/>
-        </w:rPr>
-        <w:t xml:space="preserve"> 18: 3، 4؛ رومية 9: 21</w:t>
+          <w:lang w:bidi="ar-SA"/>
+        </w:rPr>
+        <w:t>إناء في الخزاف، الخزاف في الإناء</w:t>
       </w:r>
     </w:p>
     <w:p>
       <w:pPr>
         <w:rPr>
           <w:rtl/>
+          <w:lang w:bidi="ar-SA"/>
         </w:rPr>
       </w:pPr>
       <w:r>
         <w:rPr>
           <w:rFonts w:hint="cs"/>
           <w:rtl/>
-        </w:rPr>
-        <w:t>"</w:t>
-      </w:r>
-      <w:r>
-        <w:rPr>
-          <w:rtl/>
-        </w:rPr>
-        <w:t xml:space="preserve"> فَنَزَلْتُ إِلَى بَيْتِ الْفَخَّارِيِّ، وَإِذَا هُوَ يَصْنَعُ عَمَلاً عَلَى الدُّولاَبِ. فَفَسَدَ الْوِعَاءُ الَّذِي كَانَ يَصْنَعُهُ مِنَ الطِّينِ بِيَدِ الْفَخَّارِيِّ، فَعَادَ وَعَمِلَهُ وِعَاءً آخَرَ كَمَا حَسُنَ فِي عَيْنَيِ الْفَخَّارِيِّ أَنْ يَصْنَعَهُ.</w:t>
-      </w:r>
-      <w:r>
-        <w:rPr>
-          <w:rFonts w:hint="cs"/>
-          <w:rtl/>
-        </w:rPr>
-        <w:t>...</w:t>
-      </w:r>
-      <w:r>
-        <w:rPr>
-          <w:rtl/>
-        </w:rPr>
-        <w:t xml:space="preserve"> أَمْ لَيْسَ لِلْخَزَّافِ سُلْطَانٌ عَلَى الطِّينِ، أَنْ يَصْنَعَ مِنْ كُتْلَةٍ وَاحِدَةٍ إِنَاءً لِلْكَرَامَةِ وَآخَرَ لِلْهَوَانِ؟ </w:t>
-      </w:r>
-      <w:r>
-        <w:rPr>
-          <w:rFonts w:hint="cs"/>
-          <w:rtl/>
+          <w:lang w:bidi="ar-SA"/>
+        </w:rPr>
+        <w:t>إرمياء 18: 3، 4 "</w:t>
+      </w:r>
+      <w:r>
+        <w:rPr>
+          <w:rtl/>
+          <w:lang w:bidi="ar-SA"/>
+        </w:rPr>
+        <w:t xml:space="preserve"> فَنَزَلْتُ إِلَى بَيْتِ الْفَخَّارِيِّ، وَإِذَا هُوَ يَصْنَعُ عَمَلاً عَلَى الدُّولاَبِ فَفَسَدَ الْوِعَاءُ الَّذِي كَانَ يَصْنَعُهُ مِنَ الطِّينِ بِيَدِ الْفَخَّارِيِّ، فَعَادَ وَعَمِلَهُ وِعَاءً آخَرَ كَمَا حَسُنَ فِي عَيْنَيِ الْفَخَّارِيِّ أَنْ يَصْنَعَهُ.</w:t>
+      </w:r>
+      <w:r>
+        <w:rPr>
+          <w:rFonts w:hint="cs"/>
+          <w:rtl/>
+          <w:lang w:bidi="ar-SA"/>
         </w:rPr>
         <w:t>"</w:t>
       </w:r>
@@ -178,492 +77,333 @@
       <w:pPr>
         <w:rPr>
           <w:rtl/>
+          <w:lang w:bidi="ar-SA"/>
         </w:rPr>
       </w:pPr>
       <w:r>
         <w:rPr>
           <w:rFonts w:hint="cs"/>
           <w:rtl/>
-        </w:rPr>
-        <w:t>إنه مثير للغاية وغني بالتعليم في عُمقه لنا بأن نتتبع سيرة كل نفس في كلمة الله. ففي ذلك ليس فقط أن هذا الاهتمام ينمو فينا ونحن نميّز معاملات الله مع أناس "هم ت</w:t>
-      </w:r>
-      <w:r>
-        <w:rPr>
-          <w:rtl/>
-        </w:rPr>
-        <w:t>حْتَ الآلاَمِ مِثْلَنَا</w:t>
-      </w:r>
-      <w:r>
-        <w:rPr>
-          <w:rFonts w:hint="cs"/>
-          <w:rtl/>
-        </w:rPr>
-        <w:t>" (يعقوب 5: 17)؛ ولكننا نتعلم من خلال دراسة كهذه، كيف هو الله في إحسانه ونعمته التي لا يُعبّر عنها: إنه شخص لا يتخلّى أبدًا عن عطاياه</w:t>
-      </w:r>
-      <w:r>
-        <w:rPr>
-          <w:rFonts w:hint="cs"/>
-          <w:rtl/>
-        </w:rPr>
-        <w:t xml:space="preserve"> ولا يندم عن دعوته أبدًا؛ وهو مَن لا يتزعزع في مقاصده إلى أن تتم كلها في الأواني "</w:t>
-      </w:r>
-      <w:r>
-        <w:rPr>
-          <w:rtl/>
-        </w:rPr>
-        <w:t xml:space="preserve"> قَدْ سَبَقَ فَأَعَدَّهَا لِلْمَجْدِ، الَّتِي أَيْضًا دَعَانَا نَحْنُ إِيَّاهَا، لَيْسَ مِنَ الْيَهُودِ </w:t>
-      </w:r>
-      <w:r>
-        <w:rPr>
-          <w:rFonts w:hint="cs"/>
-          <w:rtl/>
-        </w:rPr>
-        <w:t>فَقَطْ</w:t>
-      </w:r>
-      <w:r>
-        <w:rPr>
-          <w:rFonts w:hint="eastAsia"/>
-          <w:rtl/>
-        </w:rPr>
-        <w:t>،</w:t>
-      </w:r>
-      <w:r>
-        <w:rPr>
-          <w:rtl/>
-        </w:rPr>
-        <w:t xml:space="preserve"> بَلْ مِنَ الأُمَمِ أَيْضًا.</w:t>
-      </w:r>
-      <w:r>
-        <w:rPr>
-          <w:rFonts w:hint="cs"/>
-          <w:rtl/>
-        </w:rPr>
-        <w:t>" (رومية 9: 23، 24).</w:t>
+          <w:lang w:bidi="ar-SA"/>
+        </w:rPr>
+        <w:t>رومية 9: 21: "</w:t>
+      </w:r>
+      <w:r>
+        <w:rPr>
+          <w:rtl/>
+          <w:lang w:bidi="ar-SA"/>
+        </w:rPr>
+        <w:t>أَمْ لَيْسَ لِلْخَزَّافِ سُلْطَانٌ عَلَى الطِّينِ، أَنْ يَصْنَعَ مِنْ كُتْلَةٍ وَاحِدَةٍ إِنَاءً لِلْكَرَامَةِ وَآخَرَ لِلْهَوَانِ؟</w:t>
+      </w:r>
+      <w:r>
+        <w:rPr>
+          <w:rFonts w:hint="cs"/>
+          <w:rtl/>
+          <w:lang w:bidi="ar-SA"/>
+        </w:rPr>
+        <w:t>"</w:t>
       </w:r>
     </w:p>
     <w:p>
       <w:pPr>
         <w:rPr>
           <w:rtl/>
+          <w:lang w:bidi="ar-SA"/>
         </w:rPr>
       </w:pPr>
       <w:r>
         <w:rPr>
           <w:rFonts w:hint="cs"/>
           <w:rtl/>
-        </w:rPr>
-        <w:t>إن سيادة الله المطلقة يسطع نورها في كل عمله هذا. نعم، فهو يريد بأن نعترف بمكانته؛ بالذي "</w:t>
-      </w:r>
-      <w:r>
-        <w:rPr>
-          <w:rtl/>
-        </w:rPr>
-        <w:t xml:space="preserve"> فِيهِ أَيْضًا نِلْنَا نَصِيبًا، مُعَيَّنِينَ سَابِقًا حَسَبَ قَصْدِ الَّذِي يَعْمَلُ كُلَّ شَيْءٍ حَسَبَ رَأْيِ مَشِيئَتِهِ،</w:t>
-      </w:r>
-      <w:r>
-        <w:rPr>
-          <w:rFonts w:hint="cs"/>
-          <w:rtl/>
-        </w:rPr>
-        <w:t xml:space="preserve">" (أفسس 1: 11). هو له الحق بأن يتصرف كما يحسن في عينيه؛ فالإنسان ليس له هذا الحق. الإنسان يحاول بأن يربط الله بنواميس صنعها بنفسه وبأن يقيّد مطلق سيادة الله بحيث يحدّه بأن يعمل خارج نطاق هذه النواميس؛ لكن متى ما عرفنا بأن بركتنا مرتبطة بمطلق سيادته </w:t>
-      </w:r>
-      <w:r>
-        <w:rPr>
-          <w:rtl/>
-        </w:rPr>
-        <w:t>–</w:t>
-      </w:r>
-      <w:r>
-        <w:rPr>
-          <w:rFonts w:hint="cs"/>
-          <w:rtl/>
-        </w:rPr>
-        <w:t xml:space="preserve"> وبأن من دواعي سرور </w:t>
-      </w:r>
-      <w:r>
-        <w:rPr>
-          <w:rFonts w:hint="cs"/>
-          <w:rtl/>
-        </w:rPr>
-        <w:t xml:space="preserve">هذه السيادة المطلقة، بأن تظهر في نعمة يجد مسرته فيها -، عندها كل شيء سيتغير. </w:t>
-      </w:r>
-      <w:r>
-        <w:rPr>
-          <w:rFonts w:hint="cs"/>
-          <w:rtl/>
-        </w:rPr>
-        <w:t xml:space="preserve">فعلاً فلا بد لنا أن نصمت أمام الله من جهة هذا الأمر. </w:t>
-      </w:r>
-      <w:r>
-        <w:rPr>
-          <w:rFonts w:hint="cs"/>
-          <w:rtl/>
-        </w:rPr>
-        <w:t>وكذلك ليس لنا أيضًا الحق بأن نطالبه بفداء نفوسنا كما أنه ليس لنا الحق بأن نتبادل معه في مكانه على عرشه في المجد! لعلنا نحصل على نعمة بأن نتخلى عن هذه المطالبة التي نزعمها؛ بأن نسلّم أنفسنا له ونحن نعي بأن</w:t>
-      </w:r>
-      <w:r>
-        <w:rPr>
-          <w:rFonts w:hint="cs"/>
-          <w:rtl/>
-        </w:rPr>
-        <w:t xml:space="preserve">ه له الحق بأن يعمل هذا العمل تحديدًا كما يحسن في عينيه. </w:t>
-      </w:r>
-      <w:r>
-        <w:rPr>
-          <w:rFonts w:hint="cs"/>
-          <w:rtl/>
-        </w:rPr>
-        <w:t xml:space="preserve">وربما أيضًا نكتشف </w:t>
-      </w:r>
-      <w:r>
-        <w:rPr>
-          <w:rtl/>
-        </w:rPr>
-        <w:t>–</w:t>
-      </w:r>
-      <w:r>
-        <w:rPr>
-          <w:rFonts w:hint="cs"/>
-          <w:rtl/>
-        </w:rPr>
-        <w:t xml:space="preserve"> كلا، سنكتشف، بأن مطالبتنا بالنعمة هو تمامًا كما لو لم يكن وجود </w:t>
-      </w:r>
-      <w:r>
-        <w:rPr>
-          <w:rFonts w:hint="cs"/>
-          <w:rtl/>
-        </w:rPr>
-        <w:t>ل</w:t>
-      </w:r>
-      <w:r>
-        <w:rPr>
-          <w:rFonts w:hint="cs"/>
-          <w:rtl/>
-        </w:rPr>
-        <w:t xml:space="preserve">مثل هذه المطالبة </w:t>
-      </w:r>
-      <w:r>
-        <w:rPr>
-          <w:rFonts w:hint="cs"/>
-          <w:rtl/>
-        </w:rPr>
-        <w:t xml:space="preserve">وبأن راحة النفس موجودة في طبيعته، </w:t>
-      </w:r>
-      <w:r>
-        <w:rPr>
-          <w:rFonts w:hint="cs"/>
-          <w:rtl/>
-        </w:rPr>
-        <w:t>التي لم نكن سنعرفها على الإطلاق لو لم يُسرّ بأن يعلنها لنا في المسيح.</w:t>
+          <w:lang w:bidi="ar-SA"/>
+        </w:rPr>
+        <w:t>إنه من الملفت جدًا وغني جدًا بالتعليم لنا، إن تابعنا سيرة بعض النفوس في كلمة الله.</w:t>
+      </w:r>
+      <w:r>
+        <w:rPr>
+          <w:rFonts w:hint="cs"/>
+          <w:rtl/>
+          <w:lang w:bidi="ar-SA"/>
+        </w:rPr>
+        <w:t xml:space="preserve"> وفي ذلك ليس فقط أن هذا الاهتمام ينمو فينا ونحن نستوعب تعامل الله مع أناس "</w:t>
+      </w:r>
+      <w:r>
+        <w:rPr>
+          <w:rtl/>
+          <w:lang w:bidi="ar-SA"/>
+        </w:rPr>
+        <w:t>تَحْتَ الآلاَمِ مِثْلَنَا</w:t>
+      </w:r>
+      <w:r>
+        <w:rPr>
+          <w:rFonts w:hint="cs"/>
+          <w:rtl/>
+          <w:lang w:bidi="ar-SA"/>
+        </w:rPr>
+        <w:t>" (يعقوب 5: 17)؛ وإنما أيضًا من خلال دراسة كهذه نتعلم كيف أن الله بنفسه في إحسانه ونعمته التي لا يُعبّر عنها، شخص لا يترك وراءه عطاياه أبدًا ولا يندم على دعوته؛ والذي لا يتزعزع أبدًا في قصده إلى أن يتممه بأكمله في الأواني "</w:t>
+      </w:r>
+      <w:r>
+        <w:rPr>
+          <w:rtl/>
+        </w:rPr>
+        <w:t xml:space="preserve"> </w:t>
+      </w:r>
+      <w:r>
+        <w:rPr>
+          <w:rtl/>
+          <w:lang w:bidi="ar-SA"/>
+        </w:rPr>
+        <w:t>أَعَدَّهَا لِلْمَجْدِ،</w:t>
+      </w:r>
+      <w:r>
+        <w:rPr>
+          <w:rFonts w:hint="cs"/>
+          <w:rtl/>
+          <w:lang w:bidi="ar-SA"/>
+        </w:rPr>
+        <w:t xml:space="preserve"> </w:t>
+      </w:r>
+      <w:r>
+        <w:rPr>
+          <w:rtl/>
+          <w:lang w:bidi="ar-SA"/>
+        </w:rPr>
+        <w:t>الَّتِي أَيْضًا دَعَانَا نَحْنُ إِيَّاهَا، لَيْسَ مِنَ الْيَهُودِ فَقَطْ بَلْ مِنَ الأُمَمِ أَيْضًا.</w:t>
+      </w:r>
+      <w:r>
+        <w:rPr>
+          <w:rFonts w:hint="cs"/>
+          <w:rtl/>
+          <w:lang w:bidi="ar-SA"/>
+        </w:rPr>
+        <w:t>" (رومية 9: 23، 24).</w:t>
       </w:r>
     </w:p>
     <w:p>
       <w:pPr>
         <w:rPr>
           <w:rtl/>
+          <w:lang w:bidi="ar-SA"/>
         </w:rPr>
       </w:pPr>
       <w:r>
         <w:rPr>
           <w:rFonts w:hint="cs"/>
           <w:rtl/>
-        </w:rPr>
-        <w:t>لقد سُرّ بأن يصنع عالمًا ويجعله يدور في الفضاء</w:t>
-      </w:r>
-      <w:r>
-        <w:rPr>
-          <w:rFonts w:hint="cs"/>
-          <w:rtl/>
-        </w:rPr>
-        <w:t xml:space="preserve"> بين عدد لا حصر له من كواكب السماء المضيئة من حولنا. لقد سُرّ بأن يسمح للخطية وللموت بأن يقتحما هذا المكان الجميل. مَن يستطيع أن يعارضه في ذلك؟ لقد سُرّ بأن يختار شعبًا وأن يدعوه من هذا العالم وأن يسمح له بأن يُدمّر نفسه، بينما كان هو يحتمله في كامل طول أناته </w:t>
-      </w:r>
-      <w:r>
-        <w:rPr>
-          <w:rFonts w:hint="cs"/>
-          <w:rtl/>
-        </w:rPr>
-        <w:t>"</w:t>
-      </w:r>
-      <w:r>
-        <w:rPr>
-          <w:rtl/>
-        </w:rPr>
-        <w:t>حَتَّى لَمْ يَكُنْ شِفَاءٌ</w:t>
-      </w:r>
-      <w:r>
-        <w:rPr>
-          <w:rFonts w:hint="cs"/>
-          <w:rtl/>
-        </w:rPr>
-        <w:t>"</w:t>
-      </w:r>
-      <w:r>
-        <w:rPr>
-          <w:rFonts w:hint="cs"/>
-          <w:rtl/>
-        </w:rPr>
-        <w:t xml:space="preserve"> (2. أخبار الأيام 36: 16). </w:t>
-      </w:r>
-      <w:r>
-        <w:rPr>
-          <w:rFonts w:hint="cs"/>
-          <w:rtl/>
-        </w:rPr>
-        <w:t xml:space="preserve">لقد سُرّ بأن يرسل ابنه ليحمل الصليب وليحمل غضب الله. </w:t>
-      </w:r>
-      <w:r>
-        <w:rPr>
-          <w:rFonts w:hint="cs"/>
-          <w:rtl/>
-        </w:rPr>
-        <w:t>مَن كان يقف أمامه في كل هذا؟ لا أحد! في كل الأمور التي عمل فيها سمح</w:t>
-      </w:r>
-      <w:r>
-        <w:rPr>
-          <w:rFonts w:hint="cs"/>
-          <w:rtl/>
-        </w:rPr>
-        <w:t>َ</w:t>
-      </w:r>
-      <w:r>
-        <w:rPr>
-          <w:rFonts w:hint="cs"/>
-          <w:rtl/>
-        </w:rPr>
-        <w:t>؛ أمر</w:t>
-      </w:r>
-      <w:r>
-        <w:rPr>
-          <w:rFonts w:hint="cs"/>
-          <w:rtl/>
-        </w:rPr>
-        <w:t>َ</w:t>
-      </w:r>
-      <w:r>
-        <w:rPr>
-          <w:rFonts w:hint="cs"/>
-          <w:rtl/>
-        </w:rPr>
-        <w:t>؛ وهو الذي يستجوب القلب الجائر الذي يجرؤ بأن يسأل: "</w:t>
-      </w:r>
-      <w:r>
-        <w:rPr>
-          <w:rtl/>
-        </w:rPr>
-        <w:t>لِمَاذَا يَلُومُ بَعْدُ؟ لأَنْ مَنْ يُقَاوِمُ مَشِيئَتَهُ؟</w:t>
-      </w:r>
-      <w:r>
-        <w:rPr>
-          <w:rFonts w:hint="cs"/>
-          <w:rtl/>
-        </w:rPr>
-        <w:t>" إنه هو الذي يتنازل ويجيب في رحمته: "</w:t>
-      </w:r>
-      <w:r>
-        <w:rPr>
-          <w:rtl/>
-        </w:rPr>
-        <w:t xml:space="preserve">بَلْ مَنْ أَنْتَ أَيُّهَا الإِنْسَانُ الَّذِي تُجَاوِبُ اللهَ؟ </w:t>
-      </w:r>
-      <w:proofErr w:type="spellStart"/>
-      <w:r>
-        <w:rPr>
-          <w:rtl/>
-        </w:rPr>
-        <w:t>أَلَعَلَّ</w:t>
-      </w:r>
-      <w:proofErr w:type="spellEnd"/>
-      <w:r>
-        <w:rPr>
-          <w:rtl/>
-        </w:rPr>
-        <w:t xml:space="preserve"> الْجِبْلَةَ تَقُولُ </w:t>
-      </w:r>
-      <w:proofErr w:type="spellStart"/>
-      <w:r>
-        <w:rPr>
-          <w:rtl/>
-        </w:rPr>
-        <w:t>لِجَابِلِهَا:«لِمَاذَا</w:t>
-      </w:r>
-      <w:proofErr w:type="spellEnd"/>
-      <w:r>
-        <w:rPr>
-          <w:rtl/>
-        </w:rPr>
-        <w:t xml:space="preserve"> صَنَعْتَنِي هكَذَا؟</w:t>
-      </w:r>
-      <w:r>
-        <w:rPr>
-          <w:rFonts w:hint="cs"/>
-          <w:rtl/>
-        </w:rPr>
-        <w:t>" (رومية 9: 19، 20).</w:t>
-      </w:r>
-      <w:r>
-        <w:rPr>
-          <w:rFonts w:hint="cs"/>
-          <w:rtl/>
-        </w:rPr>
-        <w:t xml:space="preserve"> </w:t>
+          <w:lang w:bidi="ar-SA"/>
+        </w:rPr>
+        <w:t xml:space="preserve">في كل هذا العمل </w:t>
+      </w:r>
+      <w:r>
+        <w:rPr>
+          <w:rFonts w:hint="cs"/>
+          <w:rtl/>
+          <w:lang w:bidi="ar-SA"/>
+        </w:rPr>
+        <w:t>تلمع</w:t>
+      </w:r>
+      <w:r>
+        <w:rPr>
+          <w:rFonts w:hint="cs"/>
+          <w:rtl/>
+          <w:lang w:bidi="ar-SA"/>
+        </w:rPr>
+        <w:t xml:space="preserve"> سيادة الله المطلقة أمام العيان بوضوح. نعم، هو يريدنا أن نمنحه فيه مكانًا خاصًا به؛ له "</w:t>
+      </w:r>
+      <w:r>
+        <w:rPr>
+          <w:rtl/>
+          <w:lang w:bidi="ar-SA"/>
+        </w:rPr>
+        <w:t>الَّذِي يَعْمَلُ كُلَّ شَيْءٍ حَسَبَ رَأْيِ مَشِيئَتِهِ،</w:t>
+      </w:r>
+      <w:r>
+        <w:rPr>
+          <w:rFonts w:hint="cs"/>
+          <w:rtl/>
+          <w:lang w:bidi="ar-SA"/>
+        </w:rPr>
+        <w:t xml:space="preserve">" (أفسس 1: 11). وهو له الحق بأن يتعامل كما يشاء؛ فالإنسان ليس له هذا الحق. الإنسان يحاول بأن يربط الله بنواميس صنعها بنفسه وبذلك يقيّد مطلق سيادة مشيئة الله، في أنه يمنع </w:t>
+      </w:r>
+      <w:r>
+        <w:rPr>
+          <w:rFonts w:hint="cs"/>
+          <w:rtl/>
+          <w:lang w:bidi="ar-SA"/>
+        </w:rPr>
+        <w:t xml:space="preserve">تعامله خارج هذه النواميس؛ ولكن فقط إن علِمنا أن بركتنا متعلقة بمطلق مشيئته </w:t>
+      </w:r>
+      <w:r>
+        <w:rPr>
+          <w:rtl/>
+          <w:lang w:bidi="ar-SA"/>
+        </w:rPr>
+        <w:t>–</w:t>
+      </w:r>
+      <w:r>
+        <w:rPr>
+          <w:rFonts w:hint="cs"/>
+          <w:rtl/>
+          <w:lang w:bidi="ar-SA"/>
+        </w:rPr>
+        <w:t xml:space="preserve"> وبأن ما يُرضي هذه المشيئة المطلقة هو أن تظهر في النعمة التي يُسرّ هو بها -، عندها كل شيء سيتغيّر. فعلاً فإننا علينا أن نكتمها أمام الله. إننا أيضًا ليس لنا أي حق بأن نطالبه بخلاص نفوسنا كما وأن تكون لنا السلطة بأن نبادلها معه على عرش مجده! لربما ننال نعمة بأن نتخلى عن هذا الادعاء الذي نزعمه؛ بأن نسلّم أنفسنا له ونحن نعي أن له الحق تمامًا في أن يعمل ما يشاء. لربما أيضًا سنكتشف </w:t>
+      </w:r>
+      <w:r>
+        <w:rPr>
+          <w:rtl/>
+          <w:lang w:bidi="ar-SA"/>
+        </w:rPr>
+        <w:t>–</w:t>
+      </w:r>
+      <w:r>
+        <w:rPr>
+          <w:rFonts w:hint="cs"/>
+          <w:rtl/>
+          <w:lang w:bidi="ar-SA"/>
+        </w:rPr>
+        <w:t xml:space="preserve"> كلا، إننا سنكتشف -، بأن حقنا في أن نطلب النعمة هو بالذات غياب هذا الادعاء وبأن راحة النفس موجودة في طبيعته هو، </w:t>
+      </w:r>
+      <w:r>
+        <w:rPr>
+          <w:rFonts w:hint="cs"/>
+          <w:rtl/>
+          <w:lang w:bidi="ar-SA"/>
+        </w:rPr>
+        <w:t>التي لما كنا قد عرفناها لو لم يُسرّ بأن يعلنها لنا في المسيح.</w:t>
       </w:r>
     </w:p>
     <w:p>
       <w:pPr>
         <w:rPr>
           <w:rtl/>
+          <w:lang w:bidi="ar-SA"/>
         </w:rPr>
       </w:pPr>
       <w:r>
         <w:rPr>
           <w:rFonts w:hint="cs"/>
           <w:rtl/>
-        </w:rPr>
-        <w:t xml:space="preserve">هل </w:t>
-      </w:r>
-      <w:r>
-        <w:rPr>
-          <w:rFonts w:hint="cs"/>
-          <w:rtl/>
-        </w:rPr>
-        <w:t xml:space="preserve">من </w:t>
-      </w:r>
-      <w:r>
-        <w:rPr>
-          <w:rFonts w:hint="cs"/>
-          <w:rtl/>
-        </w:rPr>
-        <w:t xml:space="preserve">مرة وقفنا في بيت فخاري ونظرنا إليه </w:t>
-      </w:r>
-      <w:r>
-        <w:rPr>
-          <w:rFonts w:hint="cs"/>
-          <w:rtl/>
-        </w:rPr>
-        <w:t>وهو</w:t>
-      </w:r>
-      <w:r>
-        <w:rPr>
-          <w:rFonts w:hint="cs"/>
-          <w:rtl/>
-        </w:rPr>
-        <w:t xml:space="preserve"> يعمل على دولابه؟ يأخذ الصانع كتلة من الطين؛ ويضغطها على الدولاب؛ ويدور الدولاب أمام عينيه. وأنا أتساءل، أين هو الإناء في تلك اللحظة؟ إنه في رأس الفخاري، قبل أن يشكله: التصميم موجود. أصابعه تمنح للكتلة شكلاً أمامه؛ وشيئًا فشيئًا تنمو أمام عينيه عاليًا؛ وشيئًا فشيئًا ينتقل فكره في رأسه إلى الطين. وهذا يرتفع أمامه</w:t>
-      </w:r>
-      <w:r>
-        <w:rPr>
-          <w:rFonts w:hint="cs"/>
-          <w:rtl/>
-        </w:rPr>
-        <w:t>، وأفكاره التي لا زال لم ينطق بها تنتقل إلى الإناء الذي تشكله أصابعه.</w:t>
-      </w:r>
-    </w:p>
-    <w:p>
-      <w:pPr>
-        <w:rPr>
-          <w:rtl/>
-        </w:rPr>
-      </w:pPr>
-      <w:r>
-        <w:rPr>
-          <w:rFonts w:hint="cs"/>
-          <w:rtl/>
-        </w:rPr>
-        <w:t xml:space="preserve">فيلاحظ عيبًا، شيء ناقص في الطين. آخرون لم يكتشفوا في تأملهم هذا العيب لأنه لم تكن لديهم عين الفنان. هو يعود ويضغط على الطين بيده ليجعله كتلة بلا شكل. </w:t>
-      </w:r>
-      <w:r>
-        <w:rPr>
-          <w:rFonts w:hint="cs"/>
-          <w:rtl/>
-        </w:rPr>
-        <w:t xml:space="preserve">ومن جديد تعود أصابعه في تشكيله على صورة تصميمه. </w:t>
-      </w:r>
-      <w:r>
-        <w:rPr>
-          <w:rFonts w:hint="cs"/>
-          <w:rtl/>
-        </w:rPr>
-        <w:t xml:space="preserve">وفي كل مرة تظهر من جديد العيوب. وفي كل مرة من جديد يعود الطين ليكون كتلة لا شكل لها، إلى أن يرتفع أخيرًا بحسب كمال التصميم أمام عيني الفخاري؛ الذي عيناه تراقبانه جيدًا برضى وفخر؛ فيزيله عن الدولاب ليأخذ مكانه بين </w:t>
-      </w:r>
-      <w:r>
-        <w:rPr>
-          <w:rFonts w:hint="cs"/>
-          <w:rtl/>
-        </w:rPr>
-        <w:t>الأشياء الخزفية المختارة من حوله.</w:t>
-      </w:r>
-    </w:p>
-    <w:p>
-      <w:pPr>
-        <w:rPr>
-          <w:rtl/>
-        </w:rPr>
-      </w:pPr>
-      <w:r>
-        <w:rPr>
-          <w:rFonts w:hint="cs"/>
-          <w:rtl/>
-        </w:rPr>
-        <w:t>فأين هو الفخاري (الخزاف)؟ أين كان الإناء قبل أن يبدأ عمله؟ لقد كان في الخزّاف! وأين هو الفخاري الآ</w:t>
-      </w:r>
-      <w:r>
-        <w:rPr>
-          <w:rFonts w:hint="cs"/>
-          <w:rtl/>
-        </w:rPr>
-        <w:t>ن</w:t>
-      </w:r>
-      <w:r>
-        <w:rPr>
-          <w:rFonts w:hint="cs"/>
-          <w:rtl/>
-        </w:rPr>
-        <w:t>؟ هو في الإناء. كل ما افترضه في رأسه وصوّره نراه هناك. الإناء هو مُعدّ لِما سبق ورآه الفخاري.</w:t>
-      </w:r>
-    </w:p>
-    <w:p>
-      <w:pPr>
-        <w:rPr>
-          <w:rFonts w:hint="cs"/>
-        </w:rPr>
-      </w:pPr>
-      <w:r>
-        <w:rPr>
-          <w:rFonts w:hint="cs"/>
-          <w:rtl/>
-        </w:rPr>
-        <w:t xml:space="preserve">وهذه هي قصة النفس. الطين في يد الفخاري. أصابعه تشكله وهو مليء بالعيوب؛ فالطين لا زال يحتاج للمزيد من العمل الصبور والإتقان. هو لم يزل خشنًا وغير متجانس، </w:t>
-      </w:r>
-      <w:r>
-        <w:rPr>
-          <w:rFonts w:hint="cs"/>
-          <w:rtl/>
-        </w:rPr>
-        <w:t xml:space="preserve">وليس طيعًا في يده. وهو يضغطه مرة بعد </w:t>
-      </w:r>
-      <w:hyperlink r:id="rId4" w:anchor=":~:text=Er%20hatte%20gedanklich%20schon" w:history="1">
+          <w:lang w:bidi="ar-SA"/>
+        </w:rPr>
+        <w:t>لقد سُر بأن يخلق عالمًا وأن يضعه يلف في دائرة في الفضاء بين أجرام سماوية لا عدد لها تضيء من حولنا. لقد سُرّ بأن يسمح للخطية وللموت أن يدخلا إلى هذا الموضع الجميل. ومَن قد يعترض على هذا؟ لقد سُرّ بأن يختار شعبًا وأن يدعوه من هذا العالم وبأن يسمح له بأن ي</w:t>
+      </w:r>
+      <w:r>
+        <w:rPr>
+          <w:rFonts w:hint="cs"/>
+          <w:rtl/>
+          <w:lang w:bidi="ar-SA"/>
+        </w:rPr>
+        <w:t>حط</w:t>
+      </w:r>
+      <w:r>
+        <w:rPr>
+          <w:rFonts w:hint="cs"/>
+          <w:rtl/>
+          <w:lang w:bidi="ar-SA"/>
+        </w:rPr>
+        <w:t>م ذاته بينما كان يحتمله في طول أناته، "</w:t>
+      </w:r>
+      <w:r>
+        <w:rPr>
+          <w:rtl/>
+          <w:lang w:bidi="ar-SA"/>
+        </w:rPr>
+        <w:t>حَتَّى لَمْ يَكُنْ شِفَاءٌ.</w:t>
+      </w:r>
+      <w:r>
+        <w:rPr>
+          <w:rFonts w:hint="cs"/>
+          <w:rtl/>
+          <w:lang w:bidi="ar-SA"/>
+        </w:rPr>
+        <w:t>" (2. أخبار الأيام 36: 16). لقد سُرّ بأن يُرسل ابنه ليحتمل الصليب وليحمل غ</w:t>
+      </w:r>
+      <w:r>
+        <w:rPr>
+          <w:rFonts w:hint="cs"/>
+          <w:rtl/>
+          <w:lang w:bidi="ar-SA"/>
+        </w:rPr>
+        <w:t>ض</w:t>
+      </w:r>
+      <w:r>
+        <w:rPr>
+          <w:rFonts w:hint="cs"/>
+          <w:rtl/>
+          <w:lang w:bidi="ar-SA"/>
+        </w:rPr>
+        <w:t>ب الله. مَن كان في كل هذا قبله؟ لا أحد! في كل الأمور التي عمل فيها سمحَ</w:t>
+      </w:r>
+      <w:r>
+        <w:rPr>
+          <w:rFonts w:hint="cs"/>
+          <w:rtl/>
+          <w:lang w:bidi="ar-SA"/>
+        </w:rPr>
+        <w:t>؛ فأمر؛ وهو مَن يستجوب القلب المعاند الذي يجرؤ بأن يسأل: "</w:t>
+      </w:r>
+      <w:r>
+        <w:rPr>
+          <w:rtl/>
+          <w:lang w:bidi="ar-SA"/>
+        </w:rPr>
+        <w:t>«لِمَاذَا يَلُومُ بَعْدُ؟ لأَنْ مَنْ يُقَاوِمُ مَشِيئَتَهُ؟»</w:t>
+      </w:r>
+      <w:r>
+        <w:rPr>
+          <w:rFonts w:hint="cs"/>
+          <w:rtl/>
+          <w:lang w:bidi="ar-SA"/>
+        </w:rPr>
+        <w:t>" إنه هو الذي يتنازل في نعمته ليُجيب: "</w:t>
+      </w:r>
+      <w:r>
+        <w:rPr>
+          <w:rtl/>
+          <w:lang w:bidi="ar-SA"/>
+        </w:rPr>
+        <w:t>بَلْ مَنْ أَنْتَ أَيُّهَا الإِنْسَانُ الَّذِي تُجَاوِبُ اللهَ؟ أَلَعَلَّ الْجِبْلَةَ تَقُولُ لِجَابِلِهَا:«لِمَاذَا صَنَعْتَنِي هكَذَا؟»</w:t>
+      </w:r>
+      <w:r>
+        <w:rPr>
+          <w:rFonts w:hint="cs"/>
+          <w:rtl/>
+          <w:lang w:bidi="ar-SA"/>
+        </w:rPr>
+        <w:t>" (</w:t>
+      </w:r>
+      <w:hyperlink r:id="rId5" w:anchor=":~:text=Haben%20wir%20je%20im%20Haus%20eines" w:history="1">
         <w:r>
           <w:rPr>
             <w:rStyle w:val="Hyperlink"/>
             <w:rFonts w:hint="cs"/>
             <w:rtl/>
+            <w:lang w:bidi="ar-SA"/>
           </w:rPr>
-          <w:t>المرة</w:t>
+          <w:t>رومية</w:t>
         </w:r>
       </w:hyperlink>
       <w:r>
         <w:rPr>
           <w:rFonts w:hint="cs"/>
           <w:rtl/>
-        </w:rPr>
-        <w:t xml:space="preserve">. </w:t>
-      </w:r>
+          <w:lang w:bidi="ar-SA"/>
+        </w:rPr>
+        <w:t xml:space="preserve"> 9: 19، 20).</w:t>
+      </w:r>
+    </w:p>
+    <w:p>
+      <w:pPr>
+        <w:rPr>
+          <w:rFonts w:hint="cs"/>
+          <w:lang w:bidi="ar-SA"/>
+        </w:rPr>
+      </w:pPr>
     </w:p>
     <w:sectPr>
-      <w:pgSz w:w="11906" w:h="16838"/>
-      <w:pgMar w:top="1440" w:right="1440" w:bottom="1440" w:left="1440" w:header="708" w:footer="708" w:gutter="0"/>
-      <w:cols w:space="708"/>
-      <w:bidi/>
-      <w:rtlGutter/>
+      <w:pgSz w:w="12240" w:h="15840"/>
+      <w:pgMar w:top="1440" w:right="1800" w:bottom="1440" w:left="1800" w:header="720" w:footer="720" w:gutter="0"/>
+      <w:cols w:space="720"/>
       <w:docGrid w:linePitch="360"/>
     </w:sectPr>
   </w:body>
@@ -676,9 +416,11 @@
     <w:rPrDefault>
       <w:rPr>
         <w:rFonts w:ascii="Sakkal Majalla" w:eastAsiaTheme="minorHAnsi" w:hAnsi="Sakkal Majalla" w:cs="Sakkal Majalla"/>
+        <w:kern w:val="2"/>
         <w:sz w:val="28"/>
         <w:szCs w:val="28"/>
         <w:lang w:val="en-US" w:eastAsia="en-US" w:bidi="he-IL"/>
+        <w14:ligatures w14:val="standardContextual"/>
       </w:rPr>
     </w:rPrDefault>
     <w:pPrDefault>
@@ -1071,6 +813,7 @@
     <w:name w:val="Normal"/>
     <w:qFormat/>
     <w:rPr>
+      <w:noProof/>
       <w:lang w:bidi="ar-EG"/>
     </w:rPr>
   </w:style>
@@ -1106,7 +849,7 @@
     <w:basedOn w:val="DefaultParagraphFont"/>
     <w:uiPriority w:val="99"/>
     <w:unhideWhenUsed/>
-    <w:rsid w:val="00730A8B"/>
+    <w:rsid w:val="000225B5"/>
     <w:rPr>
       <w:color w:val="0563C1" w:themeColor="hyperlink"/>
       <w:u w:val="single"/>
@@ -1118,7 +861,7 @@
     <w:uiPriority w:val="99"/>
     <w:semiHidden/>
     <w:unhideWhenUsed/>
-    <w:rsid w:val="00730A8B"/>
+    <w:rsid w:val="000225B5"/>
     <w:rPr>
       <w:color w:val="605E5C"/>
       <w:shd w:val="clear" w:color="auto" w:fill="E1DFDD"/>
